--- a/uploads/Proposta/Proposta_ABCASA FAIR - AGOSTO_.docx
+++ b/uploads/Proposta/Proposta_ABCASA FAIR - AGOSTO_.docx
@@ -333,7 +333,7 @@
                 <w:szCs w:val="24"/>
                 <w:u w:val="single"/>
               </w:rPr>
-              <w:t xml:space="preserve">PAVILHÃO VERDE, PAVILHÃO BRANCO, PAVILHÃO AZUL, PAVILHÃO VERMELHO</w:t>
+              <w:t xml:space="preserve">PAVILHÃO AZUL, PAVILHÃO VERMELHO, PAVILHÃO BRANCO, PAVILHÃO VERDE</w:t>
             </w:r>
           </w:p>
         </w:tc>
@@ -389,7 +389,7 @@
                 <w:szCs w:val="24"/>
                 <w:u w:val="single"/>
               </w:rPr>
-              <w:t xml:space="preserve">07/08/2025 ATÉ: 07/08/2025</w:t>
+              <w:t xml:space="preserve">06/08/2026 ATÉ: 06/08/2026</w:t>
             </w:r>
           </w:p>
         </w:tc>
@@ -445,7 +445,7 @@
                 <w:szCs w:val="24"/>
                 <w:u w:val="single"/>
               </w:rPr>
-              <w:t xml:space="preserve">08/08/2025 ATÉ: 12/08/2025</w:t>
+              <w:t xml:space="preserve">07/08/2026 ATÉ: 11/08/2026</w:t>
             </w:r>
           </w:p>
         </w:tc>
@@ -501,7 +501,7 @@
                 <w:szCs w:val="24"/>
                 <w:u w:val="single"/>
               </w:rPr>
-              <w:t xml:space="preserve">13/08/2025 ATÉ: 16/08/2025</w:t>
+              <w:t xml:space="preserve">12/08/2026 ATÉ: 15/08/2026</w:t>
             </w:r>
           </w:p>
         </w:tc>
@@ -564,7 +564,7 @@
                 <w:szCs w:val="24"/>
                 <w:u w:val="single"/>
               </w:rPr>
-              <w:t xml:space="preserve">17/08/2025 ATÉ: 18/08/2025</w:t>
+              <w:t xml:space="preserve">16/08/2026 ATÉ: 17/08/2026</w:t>
             </w:r>
           </w:p>
         </w:tc>
@@ -944,7 +944,7 @@
           <w:sz w:val="24"/>
           <w:szCs w:val="24"/>
         </w:rPr>
-        <w:t xml:space="preserve">• 2 Fiscal Diurno, (BOLSÃO), 14 Diária(s), de: 06/08/2025 até: 19/08/2025</w:t>
+        <w:t xml:space="preserve">• 2 Fiscal De LogíStica, (BOLSÃO  DIURNO- MONTAGEM), 5 Diária(s), de: 07/08/2026 até: 11/08/2026</w:t>
       </w:r>
     </w:p>
     <w:p>
@@ -964,7 +964,7 @@
           <w:sz w:val="24"/>
           <w:szCs w:val="24"/>
         </w:rPr>
-        <w:t xml:space="preserve">• 2 Fiscal Noturno, (BOLSÃO), 14 Diária(s), de: 06/08/2025 até: 19/08/2025</w:t>
+        <w:t xml:space="preserve">• 2 Fiscal De LogíStica, (BOLSÃO DIURNO- DESMONTAGEM), 2 Diária(s), de: 16/08/2026 até: 17/08/2026</w:t>
       </w:r>
     </w:p>
     <w:p>
@@ -984,7 +984,7 @@
           <w:sz w:val="24"/>
           <w:szCs w:val="24"/>
         </w:rPr>
-        <w:t xml:space="preserve">• 3 Fiscal Noturno, (INTERNO), 12 Diária(s), de: 07/08/2025 até: 18/08/2025</w:t>
+        <w:t xml:space="preserve">• 2 Fiscal De LogíStica, (BOLSÃO NOTURNO - DESMONTAGEM), 2 Diária(s), de: 15/08/2026 até: 16/08/2026</w:t>
       </w:r>
     </w:p>
     <w:p>
@@ -1004,7 +1004,7 @@
           <w:sz w:val="24"/>
           <w:szCs w:val="24"/>
         </w:rPr>
-        <w:t xml:space="preserve">• 4 Auxiliar Operacional, (LIBERAÇÃODE RUAS), 5 Diária(s), de: 12/08/2025 até: 16/08/2025</w:t>
+        <w:t xml:space="preserve">• 2 Fiscal De LogíStica, (BOLSÃO NOTURNO - MONTAGEM), 5 Diária(s), de: 07/08/2026 até: 11/08/2026</w:t>
       </w:r>
     </w:p>
     <w:p>
@@ -1024,7 +1024,7 @@
           <w:sz w:val="24"/>
           <w:szCs w:val="24"/>
         </w:rPr>
-        <w:t xml:space="preserve">• 2 Fiscal Diurno, (PAV .VERDE), 12 Diária(s), de: 07/08/2025 até: 18/08/2025</w:t>
+        <w:t xml:space="preserve">• 3 Fiscal Noturno, (INTERNO), 11 Diária(s), de: 06/08/2026 até: 16/08/2026</w:t>
       </w:r>
     </w:p>
     <w:p>
@@ -1044,7 +1044,7 @@
           <w:sz w:val="24"/>
           <w:szCs w:val="24"/>
         </w:rPr>
-        <w:t xml:space="preserve">• 2 Fiscal Diurno, (PAV. AZUL), 12 Diária(s), de: 07/08/2025 até: 18/08/2025</w:t>
+        <w:t xml:space="preserve">• 2 Fiscal Diurno, (PAVILHÃO AZUL), 12 Diária(s), de: 06/08/2026 até: 17/08/2026</w:t>
       </w:r>
     </w:p>
     <w:p>
@@ -1064,7 +1064,7 @@
           <w:sz w:val="24"/>
           <w:szCs w:val="24"/>
         </w:rPr>
-        <w:t xml:space="preserve">• 3 Fiscal Diurno, (PAV. BRANCO), 12 Diária(s), de: 07/08/2025 até: 18/08/2025</w:t>
+        <w:t xml:space="preserve">• 3 Fiscal Diurno, (PAVILHÃO BRANCO), 12 Diária(s), de: 06/08/2026 até: 17/08/2026</w:t>
       </w:r>
     </w:p>
     <w:p>
@@ -1084,7 +1084,7 @@
           <w:sz w:val="24"/>
           <w:szCs w:val="24"/>
         </w:rPr>
-        <w:t xml:space="preserve">• 2 Fiscal Diurno, (PAV. VERMELHO), 12 Diária(s), de: 07/08/2025 até: 18/08/2025</w:t>
+        <w:t xml:space="preserve">• 2 Fiscal Diurno, (PAVILHÃO VERDE), 12 Diária(s), de: 06/08/2026 até: 17/08/2026</w:t>
       </w:r>
     </w:p>
     <w:p>
@@ -1104,7 +1104,7 @@
           <w:sz w:val="24"/>
           <w:szCs w:val="24"/>
         </w:rPr>
-        <w:t xml:space="preserve">• 8 Ajudante De MarcaçãO, 1 Diária(s), de: 07/08/2025 até: 07/08/2025</w:t>
+        <w:t xml:space="preserve">• 2 Fiscal Diurno, (PAVILHÃO VERMELHO), 12 Diária(s), de: 06/08/2026 até: 17/08/2026</w:t>
       </w:r>
     </w:p>
     <w:p>
@@ -1124,7 +1124,7 @@
           <w:sz w:val="24"/>
           <w:szCs w:val="24"/>
         </w:rPr>
-        <w:t xml:space="preserve">• 2 Atendimento Mono, 5 Diária(s), de: 08/12/2025 até: 12/12/2025</w:t>
+        <w:t xml:space="preserve">• 1 Coordenador Operacional 1, 12 Diária(s), de: 06/08/2026 até: 17/08/2026</w:t>
       </w:r>
     </w:p>
     <w:p>
@@ -1144,47 +1144,7 @@
           <w:sz w:val="24"/>
           <w:szCs w:val="24"/>
         </w:rPr>
-        <w:t xml:space="preserve">• 15 Auxiliar Operacional, 1 Diária(s), de: 13/08/2025 até: 13/08/2025</w:t>
-      </w:r>
-    </w:p>
-    <w:p>
-      <w:pPr>
-        <w:pStyle w:val="PargrafodaLista"/>
-        <w:spacing w:line="285" w:lineRule="atLeast"/>
-        <w:ind w:left="0"/>
-        <w:rPr>
-          <w:rFonts w:ascii="Abel" w:hAnsi="Abel"/>
-          <w:sz w:val="24"/>
-          <w:szCs w:val="24"/>
-        </w:rPr>
-      </w:pPr>
-      <w:r>
-        <w:rPr>
-          <w:rFonts w:ascii="Abel" w:hAnsi="Abel"/>
-          <w:sz w:val="24"/>
-          <w:szCs w:val="24"/>
-        </w:rPr>
-        <w:t xml:space="preserve">• 1 Coordenador Operacional 1, 12 Diária(s), de: 07/08/2025 até: 18/08/2025</w:t>
-      </w:r>
-    </w:p>
-    <w:p>
-      <w:pPr>
-        <w:pStyle w:val="PargrafodaLista"/>
-        <w:spacing w:line="285" w:lineRule="atLeast"/>
-        <w:ind w:left="0"/>
-        <w:rPr>
-          <w:rFonts w:ascii="Abel" w:hAnsi="Abel"/>
-          <w:sz w:val="24"/>
-          <w:szCs w:val="24"/>
-        </w:rPr>
-      </w:pPr>
-      <w:r>
-        <w:rPr>
-          <w:rFonts w:ascii="Abel" w:hAnsi="Abel"/>
-          <w:sz w:val="24"/>
-          <w:szCs w:val="24"/>
-        </w:rPr>
-        <w:t xml:space="preserve">• 2 Fiscal Noturno, 1 Diária(s), de: 16/08/2025 até: 16/08/2025</w:t>
+        <w:t xml:space="preserve">• 2 Fiscal Noturno, 2 Diária(s), de: 10/08/2026 até: 11/08/2026</w:t>
       </w:r>
     </w:p>
     <w:p>
@@ -1441,7 +1401,7 @@
           <w:sz w:val="24"/>
           <w:szCs w:val="24"/>
         </w:rPr>
-        <w:t xml:space="preserve">2025</w:t>
+        <w:t xml:space="preserve">2026</w:t>
       </w:r>
       <w:r>
         <w:rPr>
@@ -1459,7 +1419,7 @@
           <w:sz w:val="24"/>
           <w:szCs w:val="24"/>
         </w:rPr>
-        <w:t xml:space="preserve">R$ 161.910,00</w:t>
+        <w:t xml:space="preserve">R$ 125.832,00</w:t>
       </w:r>
       <w:r>
         <w:rPr>
@@ -1638,7 +1598,7 @@
           <w:i/>
           <w:iCs/>
         </w:rPr>
-        <w:t xml:space="preserve">05/12/2025</w:t>
+        <w:t xml:space="preserve">20/05/2026</w:t>
       </w:r>
     </w:p>
     <w:p>

--- a/uploads/Proposta/Proposta_ABCASA FAIR - AGOSTO_.docx
+++ b/uploads/Proposta/Proposta_ABCASA FAIR - AGOSTO_.docx
@@ -333,7 +333,7 @@
                 <w:szCs w:val="24"/>
                 <w:u w:val="single"/>
               </w:rPr>
-              <w:t xml:space="preserve">PAVILHÃO AZUL, PAVILHÃO VERMELHO, PAVILHÃO BRANCO, PAVILHÃO VERDE</w:t>
+              <w:t xml:space="preserve"/>
             </w:r>
           </w:p>
         </w:tc>
@@ -944,7 +944,7 @@
           <w:sz w:val="24"/>
           <w:szCs w:val="24"/>
         </w:rPr>
-        <w:t xml:space="preserve">• 2 Fiscal De LogíStica, (BOLSÃO  DIURNO- MONTAGEM), 5 Diária(s), de: 07/08/2026 até: 11/08/2026</w:t>
+        <w:t xml:space="preserve">• 1 Fiscal Diurno, (CAÇAMBA), 11 Diária(s), de: 07/08/2026 até: 17/08/2026</w:t>
       </w:r>
     </w:p>
     <w:p>
@@ -964,7 +964,7 @@
           <w:sz w:val="24"/>
           <w:szCs w:val="24"/>
         </w:rPr>
-        <w:t xml:space="preserve">• 2 Fiscal De LogíStica, (BOLSÃO DIURNO- DESMONTAGEM), 2 Diária(s), de: 16/08/2026 até: 17/08/2026</w:t>
+        <w:t xml:space="preserve">• 1 Fiscal Noturno, (CAÇAMBA), 11 Diária(s), de: 07/08/2026 até: 17/08/2026</w:t>
       </w:r>
     </w:p>
     <w:p>
@@ -984,167 +984,7 @@
           <w:sz w:val="24"/>
           <w:szCs w:val="24"/>
         </w:rPr>
-        <w:t xml:space="preserve">• 2 Fiscal De LogíStica, (BOLSÃO NOTURNO - DESMONTAGEM), 2 Diária(s), de: 15/08/2026 até: 16/08/2026</w:t>
-      </w:r>
-    </w:p>
-    <w:p>
-      <w:pPr>
-        <w:pStyle w:val="PargrafodaLista"/>
-        <w:spacing w:line="285" w:lineRule="atLeast"/>
-        <w:ind w:left="0"/>
-        <w:rPr>
-          <w:rFonts w:ascii="Abel" w:hAnsi="Abel"/>
-          <w:sz w:val="24"/>
-          <w:szCs w:val="24"/>
-        </w:rPr>
-      </w:pPr>
-      <w:r>
-        <w:rPr>
-          <w:rFonts w:ascii="Abel" w:hAnsi="Abel"/>
-          <w:sz w:val="24"/>
-          <w:szCs w:val="24"/>
-        </w:rPr>
-        <w:t xml:space="preserve">• 2 Fiscal De LogíStica, (BOLSÃO NOTURNO - MONTAGEM), 5 Diária(s), de: 07/08/2026 até: 11/08/2026</w:t>
-      </w:r>
-    </w:p>
-    <w:p>
-      <w:pPr>
-        <w:pStyle w:val="PargrafodaLista"/>
-        <w:spacing w:line="285" w:lineRule="atLeast"/>
-        <w:ind w:left="0"/>
-        <w:rPr>
-          <w:rFonts w:ascii="Abel" w:hAnsi="Abel"/>
-          <w:sz w:val="24"/>
-          <w:szCs w:val="24"/>
-        </w:rPr>
-      </w:pPr>
-      <w:r>
-        <w:rPr>
-          <w:rFonts w:ascii="Abel" w:hAnsi="Abel"/>
-          <w:sz w:val="24"/>
-          <w:szCs w:val="24"/>
-        </w:rPr>
-        <w:t xml:space="preserve">• 3 Fiscal Noturno, (INTERNO), 11 Diária(s), de: 06/08/2026 até: 16/08/2026</w:t>
-      </w:r>
-    </w:p>
-    <w:p>
-      <w:pPr>
-        <w:pStyle w:val="PargrafodaLista"/>
-        <w:spacing w:line="285" w:lineRule="atLeast"/>
-        <w:ind w:left="0"/>
-        <w:rPr>
-          <w:rFonts w:ascii="Abel" w:hAnsi="Abel"/>
-          <w:sz w:val="24"/>
-          <w:szCs w:val="24"/>
-        </w:rPr>
-      </w:pPr>
-      <w:r>
-        <w:rPr>
-          <w:rFonts w:ascii="Abel" w:hAnsi="Abel"/>
-          <w:sz w:val="24"/>
-          <w:szCs w:val="24"/>
-        </w:rPr>
-        <w:t xml:space="preserve">• 2 Fiscal Diurno, (PAVILHÃO AZUL), 12 Diária(s), de: 06/08/2026 até: 17/08/2026</w:t>
-      </w:r>
-    </w:p>
-    <w:p>
-      <w:pPr>
-        <w:pStyle w:val="PargrafodaLista"/>
-        <w:spacing w:line="285" w:lineRule="atLeast"/>
-        <w:ind w:left="0"/>
-        <w:rPr>
-          <w:rFonts w:ascii="Abel" w:hAnsi="Abel"/>
-          <w:sz w:val="24"/>
-          <w:szCs w:val="24"/>
-        </w:rPr>
-      </w:pPr>
-      <w:r>
-        <w:rPr>
-          <w:rFonts w:ascii="Abel" w:hAnsi="Abel"/>
-          <w:sz w:val="24"/>
-          <w:szCs w:val="24"/>
-        </w:rPr>
-        <w:t xml:space="preserve">• 3 Fiscal Diurno, (PAVILHÃO BRANCO), 12 Diária(s), de: 06/08/2026 até: 17/08/2026</w:t>
-      </w:r>
-    </w:p>
-    <w:p>
-      <w:pPr>
-        <w:pStyle w:val="PargrafodaLista"/>
-        <w:spacing w:line="285" w:lineRule="atLeast"/>
-        <w:ind w:left="0"/>
-        <w:rPr>
-          <w:rFonts w:ascii="Abel" w:hAnsi="Abel"/>
-          <w:sz w:val="24"/>
-          <w:szCs w:val="24"/>
-        </w:rPr>
-      </w:pPr>
-      <w:r>
-        <w:rPr>
-          <w:rFonts w:ascii="Abel" w:hAnsi="Abel"/>
-          <w:sz w:val="24"/>
-          <w:szCs w:val="24"/>
-        </w:rPr>
-        <w:t xml:space="preserve">• 2 Fiscal Diurno, (PAVILHÃO VERDE), 12 Diária(s), de: 06/08/2026 até: 17/08/2026</w:t>
-      </w:r>
-    </w:p>
-    <w:p>
-      <w:pPr>
-        <w:pStyle w:val="PargrafodaLista"/>
-        <w:spacing w:line="285" w:lineRule="atLeast"/>
-        <w:ind w:left="0"/>
-        <w:rPr>
-          <w:rFonts w:ascii="Abel" w:hAnsi="Abel"/>
-          <w:sz w:val="24"/>
-          <w:szCs w:val="24"/>
-        </w:rPr>
-      </w:pPr>
-      <w:r>
-        <w:rPr>
-          <w:rFonts w:ascii="Abel" w:hAnsi="Abel"/>
-          <w:sz w:val="24"/>
-          <w:szCs w:val="24"/>
-        </w:rPr>
-        <w:t xml:space="preserve">• 2 Fiscal Diurno, (PAVILHÃO VERMELHO), 12 Diária(s), de: 06/08/2026 até: 17/08/2026</w:t>
-      </w:r>
-    </w:p>
-    <w:p>
-      <w:pPr>
-        <w:pStyle w:val="PargrafodaLista"/>
-        <w:spacing w:line="285" w:lineRule="atLeast"/>
-        <w:ind w:left="0"/>
-        <w:rPr>
-          <w:rFonts w:ascii="Abel" w:hAnsi="Abel"/>
-          <w:sz w:val="24"/>
-          <w:szCs w:val="24"/>
-        </w:rPr>
-      </w:pPr>
-      <w:r>
-        <w:rPr>
-          <w:rFonts w:ascii="Abel" w:hAnsi="Abel"/>
-          <w:sz w:val="24"/>
-          <w:szCs w:val="24"/>
-        </w:rPr>
-        <w:t xml:space="preserve">• 1 Coordenador Operacional 1, 12 Diária(s), de: 06/08/2026 até: 17/08/2026</w:t>
-      </w:r>
-    </w:p>
-    <w:p>
-      <w:pPr>
-        <w:pStyle w:val="PargrafodaLista"/>
-        <w:spacing w:line="285" w:lineRule="atLeast"/>
-        <w:ind w:left="0"/>
-        <w:rPr>
-          <w:rFonts w:ascii="Abel" w:hAnsi="Abel"/>
-          <w:sz w:val="24"/>
-          <w:szCs w:val="24"/>
-        </w:rPr>
-      </w:pPr>
-      <w:r>
-        <w:rPr>
-          <w:rFonts w:ascii="Abel" w:hAnsi="Abel"/>
-          <w:sz w:val="24"/>
-          <w:szCs w:val="24"/>
-        </w:rPr>
-        <w:t xml:space="preserve">• 2 Fiscal Noturno, 2 Diária(s), de: 10/08/2026 até: 11/08/2026</w:t>
+        <w:t xml:space="preserve">• 1 Fiscal Diurno, (INTERM), 9 Diária(s), de: 09/08/2026 até: 17/08/2026</w:t>
       </w:r>
     </w:p>
     <w:p>
@@ -1419,7 +1259,7 @@
           <w:sz w:val="24"/>
           <w:szCs w:val="24"/>
         </w:rPr>
-        <w:t xml:space="preserve">R$ 125.832,00</w:t>
+        <w:t xml:space="preserve">R$ 20.801,00</w:t>
       </w:r>
       <w:r>
         <w:rPr>
@@ -1598,7 +1438,7 @@
           <w:i/>
           <w:iCs/>
         </w:rPr>
-        <w:t xml:space="preserve">20/05/2026</w:t>
+        <w:t xml:space="preserve">06/08/2026</w:t>
       </w:r>
     </w:p>
     <w:p>
